--- a/public/papers/shakespeare-in-the-republic-narrative.docx
+++ b/public/papers/shakespeare-in-the-republic-narrative.docx
@@ -86,7 +86,7 @@
         <w:t xml:space="preserve"> </w:t>
       </w:r>
       <w:r>
-        <w:t xml:space="preserve">in this directory). What follows is the same story told differently — with the people behind the data, the specific scenes the corpus lets us reconstruct, and just enough methodology to know that the claims are accountable. The structure mirrors the scholarly paper at one level removed: an</w:t>
+        <w:t xml:space="preserve">in this directory). What follows is the same story told differently: with the people behind the data, the specific scenes the corpus lets us reconstruct, and just enough methodology to know that the claims are accountable. The structure mirrors the scholarly paper at one level removed: an</w:t>
       </w:r>
       <w:r>
         <w:t xml:space="preserve"> </w:t>
@@ -191,7 +191,7 @@
         <w:pStyle w:val="Heading2"/>
       </w:pPr>
       <w:r>
-        <w:t xml:space="preserve">1. Introduction — the puzzle</w:t>
+        <w:t xml:space="preserve">1. Introduction: the puzzle</w:t>
       </w:r>
     </w:p>
     <w:bookmarkStart w:id="10" w:name="what-is-the-question"/>
@@ -208,7 +208,7 @@
         <w:pStyle w:val="FirstParagraph"/>
       </w:pPr>
       <w:r>
-        <w:t xml:space="preserve">The men who built the American republic wrote constantly. Six of them — John Adams, Benjamin Franklin, Alexander Hamilton, Thomas Jefferson, James Madison, and George Washington — left behind nearly twenty-five million words of letters, diaries, drafts, debates, speeches, and essays. They had no shared style. Hamilton’s prose marches; Jefferson’s drifts; Adams’s argues with itself; Franklin’s smiles. But they had one thing in common: they all grew up reading Shakespeare.</w:t>
+        <w:t xml:space="preserve">The men who built the American republic wrote constantly. Six of them (John Adams, Benjamin Franklin, Alexander Hamilton, Thomas Jefferson, James Madison, and George Washington) left behind nearly twenty-five million words of letters, diaries, drafts, debates, speeches, and essays. They had no shared style. Hamilton’s prose marches; Jefferson’s drifts; Adams’s argues with itself; Franklin’s smiles. But they had one thing in common: they all grew up reading Shakespeare.</w:t>
       </w:r>
     </w:p>
     <w:p>
@@ -229,7 +229,7 @@
         <w:t xml:space="preserve">survived</w:t>
       </w:r>
       <w:r>
-        <w:t xml:space="preserve">. Two centuries after Shakespeare died, an ocean away, did anything of his English actually persist in the Founders’ writing? And if so, in whose?</w:t>
+        <w:t xml:space="preserve">. Two centuries after Shakespeare died, an ocean away, did anything of his English persist in the Founders’ writing? And if so, in whose?</w:t>
       </w:r>
     </w:p>
     <w:bookmarkEnd w:id="10"/>
@@ -325,10 +325,7 @@
         <w:t xml:space="preserve">law</w:t>
       </w:r>
       <w:r>
-        <w:t xml:space="preserve"> </w:t>
-      </w:r>
-      <w:r>
-        <w:t xml:space="preserve">— these are inherited words. Whether they are inherited</w:t>
+        <w:t xml:space="preserve">: these are inherited words. Whether they are inherited</w:t>
       </w:r>
       <w:r>
         <w:t xml:space="preserve"> </w:t>
@@ -384,7 +381,7 @@
         <w:t xml:space="preserve"> </w:t>
       </w:r>
       <w:r>
-        <w:t xml:space="preserve">When two corpora are different sizes, naïve comparisons of vocabulary diversity can be misleading. Under a proper size-matched comparison, does Shakespeare’s vocabulary really stand apart from the Founders’ — or is the apparent difference an artefact of corpus size?</w:t>
+        <w:t xml:space="preserve">When two corpora are different sizes, naïve comparisons of vocabulary diversity can be misleading. Under a proper size-matched comparison, does Shakespeare’s vocabulary really stand apart from the Founders’, or is the apparent difference an artefact of corpus size?</w:t>
       </w:r>
     </w:p>
     <w:p>
@@ -418,7 +415,7 @@
         <w:t xml:space="preserve"> </w:t>
       </w:r>
       <w:r>
-        <w:t xml:space="preserve">passage, or the kind of list that turns up in any Shakespeare-in-the-modern-world essay), how many actually appear distinctively often in Shakespeare versus the Founders? Or have most of them long since become general English?</w:t>
+        <w:t xml:space="preserve">passage, or the kind of list that turns up in any Shakespeare-in-the-modern-world essay), how many appear distinctively often in Shakespeare versus the Founders? Or have most of them long since become general English?</w:t>
       </w:r>
     </w:p>
     <w:p>
@@ -440,7 +437,7 @@
         <w:t xml:space="preserve"> </w:t>
       </w:r>
       <w:r>
-        <w:t xml:space="preserve">Do several independent ways of measuring influence agree on the same per-Founder ranking — or do they disagree and reveal that no single ranking exists?</w:t>
+        <w:t xml:space="preserve">Do several independent ways of measuring influence agree on the same per-Founder ranking, or do they disagree and reveal that no single ranking exists?</w:t>
       </w:r>
     </w:p>
     <w:p>
@@ -659,10 +656,7 @@
         <w:t xml:space="preserve">“highly significant”</w:t>
       </w:r>
       <w:r>
-        <w:t xml:space="preserve"> </w:t>
-      </w:r>
-      <w:r>
-        <w:t xml:space="preserve">— the work is in seeing which differences are</w:t>
+        <w:t xml:space="preserve">. The work is in seeing which differences are</w:t>
       </w:r>
       <w:r>
         <w:t xml:space="preserve"> </w:t>
@@ -732,7 +726,7 @@
         <w:pStyle w:val="FirstParagraph"/>
       </w:pPr>
       <w:r>
-        <w:t xml:space="preserve">The composite ranking the analysis produces puts Franklin and Adams essentially tied at the top, Jefferson and Washington in the middle, and Madison and Hamilton at the bottom.</w:t>
+        <w:t xml:space="preserve">The composite ranking the analysis produces puts John Adams at the top (0.88) with Benjamin Franklin a step behind (0.76), Jefferson (0.68) and Washington (0.28) in the middle, and Hamilton (0.22) and Madison (0.18) at the bottom. Adams ranks first on six of the eleven methods, including the three new evidence-based measures added in the methodology-v2 expansion; Franklin ranks first on five of the statistical/stylistic methods.</w:t>
       </w:r>
     </w:p>
     <w:tbl>
@@ -754,7 +748,7 @@
               <w:jc w:val="center"/>
             </w:pPr>
             <w:r>
-              <w:t xml:space="preserve">Composite Shakespeare-likeness ranking. Franklin and Adams essentially tied at the top, separated by ≈3% of the score range; Hamilton last.</w:t>
+              <w:t xml:space="preserve">Composite Shakespeare-likeness ranking. Adams leads (0.88), Franklin second (0.76), with Jefferson, Washington, Hamilton, and Madison following.</w:t>
             </w:r>
           </w:p>
         </w:tc>
@@ -765,7 +759,7 @@
         <w:pStyle w:val="ImageCaption"/>
       </w:pPr>
       <w:r>
-        <w:t xml:space="preserve">Composite Shakespeare-likeness ranking. Franklin and Adams essentially tied at the top, separated by ≈3% of the score range; Hamilton last.</w:t>
+        <w:t xml:space="preserve">Composite Shakespeare-likeness ranking. Adams leads (0.88), Franklin second (0.76), with Jefferson, Washington, Hamilton, and Madison following.</w:t>
       </w:r>
     </w:p>
     <w:p>
@@ -773,7 +767,7 @@
         <w:pStyle w:val="BodyText"/>
       </w:pPr>
       <w:r>
-        <w:t xml:space="preserve">What follows are the seven scenes the data lets us reconstruct, organised by Founder. Each scene names the specific finding it is illustrating and indicates the case study (CS1 – CS8) where the full numbers live.</w:t>
+        <w:t xml:space="preserve">What follows are the seven scenes the data lets us reconstruct, organised by Founder. Each scene names the specific finding it is illustrating and indicates the case study (CS1 to CS8) where the full numbers live.</w:t>
       </w:r>
     </w:p>
     <w:p>
@@ -790,7 +784,7 @@
         <w:pStyle w:val="Heading2"/>
       </w:pPr>
       <w:r>
-        <w:t xml:space="preserve">3. What we found — seven scenes</w:t>
+        <w:t xml:space="preserve">3. What we found: seven scenes</w:t>
       </w:r>
     </w:p>
     <w:bookmarkStart w:id="15" w:name="Xffc10581118a79489ba69f17865013950c96f4d"/>
@@ -799,7 +793,7 @@
         <w:pStyle w:val="Heading3"/>
       </w:pPr>
       <w:r>
-        <w:t xml:space="preserve">Scene 1 — A young lawyer reads Shakespeare in Massachusetts, 1758</w:t>
+        <w:t xml:space="preserve">Scene 1: a young lawyer reads Shakespeare in Massachusetts, 1758</w:t>
       </w:r>
     </w:p>
     <w:p>
@@ -894,7 +888,7 @@
         <w:t xml:space="preserve">theorist of human motivation</w:t>
       </w:r>
       <w:r>
-        <w:t xml:space="preserve">. Not as entertainment, not as a literary touchstone, but as an applied psychology — a way of understanding why a drunk tavern-keeper rages against his ungrateful daughters. King Lear is not a character in a play. Lear is a diagnostic category.</w:t>
+        <w:t xml:space="preserve">. Not as entertainment, not as a literary touchstone, but as an applied psychology: a way of understanding why a drunk tavern-keeper rages against his ungrateful daughters. King Lear is not a character in a play. Lear is a diagnostic category.</w:t>
       </w:r>
     </w:p>
     <w:p>
@@ -960,10 +954,7 @@
         <w:t xml:space="preserve">noble</w:t>
       </w:r>
       <w:r>
-        <w:t xml:space="preserve"> </w:t>
-      </w:r>
-      <w:r>
-        <w:t xml:space="preserve">— Shakespeare’s chivalric virtue word — 421 times across his writing. Most uses cluster in the early diaries:</w:t>
+        <w:t xml:space="preserve">, Shakespeare’s chivalric virtue word, 421 times across his writing. Most uses cluster in the early diaries:</w:t>
       </w:r>
     </w:p>
     <w:p>
@@ -1133,10 +1124,7 @@
         <w:t xml:space="preserve">noble adventure</w:t>
       </w:r>
       <w:r>
-        <w:t xml:space="preserve"> </w:t>
-      </w:r>
-      <w:r>
-        <w:t xml:space="preserve">— these are Shakespeare’s adjectival constructions, transplanted into the Massachusetts diary of a colonial lawyer.</w:t>
+        <w:t xml:space="preserve">: these are Shakespeare’s adjectival constructions, transplanted into the Massachusetts diary of a colonial lawyer.</w:t>
       </w:r>
     </w:p>
     <w:p>
@@ -1380,7 +1368,7 @@
         <w:t xml:space="preserve"> </w:t>
       </w:r>
       <w:r>
-        <w:t xml:space="preserve">was already archaic in 1756. By 1788 — Adams about to become Vice President — it was nearly extinct in spoken or written American English. But Adams keeps using it. He learned the trick from Shakespeare (</w:t>
+        <w:t xml:space="preserve">was already archaic in 1756. By 1788 (Adams about to become Vice President) it was nearly extinct in spoken or written American English. But Adams keeps using it. He learned the trick from Shakespeare (</w:t>
       </w:r>
       <w:r>
         <w:rPr>
@@ -1468,7 +1456,7 @@
         <w:t xml:space="preserve"> </w:t>
       </w:r>
       <w:r>
-        <w:t xml:space="preserve">When we count named-Shakespeare-coined phrases (CS8), Adams leads dramatically — 15 of 24 candidate phrases used, 139 total hits, the most of any Founder by a wide margin.</w:t>
+        <w:t xml:space="preserve">When we count named-Shakespeare-coined phrases (CS8), Adams leads dramatically: 15 of 24 candidate phrases used, 139 total hits, the most of any Founder by a wide margin.</w:t>
       </w:r>
     </w:p>
     <w:p>
@@ -1485,7 +1473,7 @@
         <w:pStyle w:val="Heading3"/>
       </w:pPr>
       <w:r>
-        <w:t xml:space="preserve">Scene 2 — A sixteen-year-old printer’s apprentice in Boston, 1722</w:t>
+        <w:t xml:space="preserve">Scene 2: a sixteen-year-old printer’s apprentice in Boston, 1722</w:t>
       </w:r>
     </w:p>
     <w:p>
@@ -1752,7 +1740,7 @@
         <w:t xml:space="preserve"> </w:t>
       </w:r>
       <w:r>
-        <w:t xml:space="preserve">is Shakespeare’s. It appears 1,913 times per million words in Shakespeare’s corpus — saturating the text. In general 18th-century English it was vanishing. In Franklin’s corpus it persists at 375 times per million words across his lifetime of writing — by far the highest rate of any Founder. Hamilton uses it at 150/M; Adams at 34; Washington at 31; Jefferson at 34. Madison almost never.</w:t>
+        <w:t xml:space="preserve">is Shakespeare’s. It appears 1,913 times per million words in Shakespeare’s corpus, saturating the text. In general 18th-century English it was vanishing. In Franklin’s corpus it persists at 375 times per million words across his lifetime of writing: by far the highest rate of any Founder. Hamilton uses it at 150/M; Adams at 34; Washington at 31; Jefferson at 34. Madison almost never.</w:t>
       </w:r>
     </w:p>
     <w:p>
@@ -1776,7 +1764,7 @@
         <w:t xml:space="preserve"> </w:t>
       </w:r>
       <w:r>
-        <w:t xml:space="preserve">(which Franklin says he copied out by hand to teach himself prose composition); others would have included Shakespeare. By sixteen he was already writing 18th-century essays in 17th-century English — and he never lost the rhythm.</w:t>
+        <w:t xml:space="preserve">(which Franklin says he copied out by hand to teach himself prose composition); others would have included Shakespeare. By sixteen he was already writing 18th-century essays in 17th-century English, and he never lost the rhythm.</w:t>
       </w:r>
     </w:p>
     <w:p>
@@ -1956,7 +1944,7 @@
               <w:jc w:val="center"/>
             </w:pPr>
             <w:r>
-              <w:t xml:space="preserve">Diachronic stylistic-marker survival as a fraction of Shakespeare’s rate (CS5). Franklin’s row is consistently the darkest — the highest preservation rate of Shakespeare-era forms across categories.</w:t>
+              <w:t xml:space="preserve">Diachronic stylistic-marker survival as a fraction of Shakespeare’s rate (CS5). Franklin’s row is consistently the darkest, the highest preservation rate of Shakespeare-era forms across categories.</w:t>
             </w:r>
           </w:p>
         </w:tc>
@@ -1967,7 +1955,7 @@
         <w:pStyle w:val="ImageCaption"/>
       </w:pPr>
       <w:r>
-        <w:t xml:space="preserve">Diachronic stylistic-marker survival as a fraction of Shakespeare’s rate (CS5). Franklin’s row is consistently the darkest — the highest preservation rate of Shakespeare-era forms across categories.</w:t>
+        <w:t xml:space="preserve">Diachronic stylistic-marker survival as a fraction of Shakespeare’s rate (CS5). Franklin’s row is consistently the darkest, the highest preservation rate of Shakespeare-era forms across categories.</w:t>
       </w:r>
     </w:p>
     <w:p>
@@ -1989,7 +1977,7 @@
         <w:t xml:space="preserve">thou, thee, thy, thine, ye</w:t>
       </w:r>
       <w:r>
-        <w:t xml:space="preserve">) — Franklin uses these at 444 per million words. Washington uses them at 10. Adams uses them at 96. The next-closest Founder (Madison) uses them at 140 — still less than a third of Franklin’s rate.</w:t>
+        <w:t xml:space="preserve">): Franklin uses these at 444 per million words. Washington uses them at 10. Adams uses them at 96. The next-closest Founder (Madison) uses them at 140, still less than a third of Franklin’s rate.</w:t>
       </w:r>
     </w:p>
     <w:p>
@@ -2014,7 +2002,7 @@
         <w:t xml:space="preserve"> </w:t>
       </w:r>
       <w:r>
-        <w:t xml:space="preserve">etc.) — Franklin: 391/M. The closest Founder (Adams): 264/M. Hamilton: 49/M.</w:t>
+        <w:t xml:space="preserve">etc.): Franklin: 391/M. The closest Founder (Adams): 264/M. Hamilton: 49/M.</w:t>
       </w:r>
     </w:p>
     <w:p>
@@ -2036,7 +2024,7 @@
         <w:t xml:space="preserve">’tis, ’twas, ’twere</w:t>
       </w:r>
       <w:r>
-        <w:t xml:space="preserve">) — Franklin: 375/M. Hamilton (second): 150/M. Everyone else: 20–34/M.</w:t>
+        <w:t xml:space="preserve">): Franklin: 375/M. Hamilton (second): 150/M. Everyone else: 20-34/M.</w:t>
       </w:r>
     </w:p>
     <w:p>
@@ -2089,7 +2077,7 @@
         <w:t xml:space="preserve">reading</w:t>
       </w:r>
       <w:r>
-        <w:t xml:space="preserve">, not by being taught — and that the absorption stuck because it happened during the years when his prose habits were being formed.</w:t>
+        <w:t xml:space="preserve">, not by being taught, and that the absorption stuck because it happened during the years when his prose habits were being formed.</w:t>
       </w:r>
     </w:p>
     <w:p>
@@ -2097,7 +2085,7 @@
         <w:pStyle w:val="BodyText"/>
       </w:pPr>
       <w:r>
-        <w:t xml:space="preserve">This is a different kind of literary influence from Adams’s. Franklin does not quote Shakespeare. He almost never refers to Shakespeare by name. Of twenty-four phrases popularly attributed to Shakespeare that we tested, Franklin writes only five — the</w:t>
+        <w:t xml:space="preserve">This is a different kind of literary influence from Adams’s. Franklin does not quote Shakespeare. He almost never refers to Shakespeare by name. Of twenty-four phrases popularly attributed to Shakespeare that we tested, Franklin writes only five: the</w:t>
       </w:r>
       <w:r>
         <w:t xml:space="preserve"> </w:t>
@@ -2192,7 +2180,7 @@
         <w:pStyle w:val="Heading3"/>
       </w:pPr>
       <w:r>
-        <w:t xml:space="preserve">Scene 3 — Washington at Valley Forge, 6 April 1778</w:t>
+        <w:t xml:space="preserve">Scene 3: Washington at Valley Forge, 6 April 1778</w:t>
       </w:r>
     </w:p>
     <w:p>
@@ -2265,7 +2253,7 @@
         <w:t xml:space="preserve">Henry V</w:t>
       </w:r>
       <w:r>
-        <w:t xml:space="preserve">, Act 4, Scene 3 — the St. Crispin’s Day speech, the most famous extended passage of patriotic militaria in English drama:</w:t>
+        <w:t xml:space="preserve">, Act 4, Scene 3, the St. Crispin’s Day speech, the most famous extended passage of patriotic militaria in English drama:</w:t>
       </w:r>
     </w:p>
     <w:p>
@@ -2357,7 +2345,7 @@
         <w:t xml:space="preserve"> </w:t>
       </w:r>
       <w:r>
-        <w:t xml:space="preserve">is widely listed in popular compilations of Shakespearean phrases, but under proper statistical testing against the Founders’ general English it does not survive as Shakespeare-distinctive — by 1778, the phrase had become general English. (A 17th–18th-century reference corpus would help separate Shakespeare-coined phrases from phrases that were already current in early-modern English by Shakespeare’s time; we discuss this limitation in the scholarly companion.) But the</w:t>
+        <w:t xml:space="preserve">is widely listed in popular compilations of Shakespearean phrases, but under proper statistical testing against the Founders’ general English it does not survive as Shakespeare-distinctive. By 1778, the phrase had become general English. (A 17th-18th-century reference corpus would help separate Shakespeare-coined phrases from phrases that were already current in early-modern English by Shakespeare’s time; we discuss this limitation in the scholarly companion.) But the</w:t>
       </w:r>
       <w:r>
         <w:t xml:space="preserve"> </w:t>
@@ -2385,10 +2373,7 @@
         <w:t xml:space="preserve"> </w:t>
       </w:r>
       <w:r>
-        <w:t xml:space="preserve">became general English passes through Shakespeare. The phrase travelled across two centuries, an ocean, and a class divide, and ended up in a document signed by the future first president of the United States. The rest of Washington’s distinctive vocabulary in our corpus is military —</w:t>
-      </w:r>
-      <w:r>
-        <w:t xml:space="preserve"> </w:t>
+        <w:t xml:space="preserve">became general English passes through Shakespeare. The phrase travelled across two centuries, an ocean, and a class divide, and ended up in a document signed by the future first president of the United States. The rest of Washington’s distinctive vocabulary in our corpus is military (</w:t>
       </w:r>
       <w:r>
         <w:rPr>
@@ -2398,10 +2383,7 @@
         <w:t xml:space="preserve">quarters, head, officers, army, troops, enemy, regiment, brigade</w:t>
       </w:r>
       <w:r>
-        <w:t xml:space="preserve"> </w:t>
-      </w:r>
-      <w:r>
-        <w:t xml:space="preserve">— and unsurprising for a commander writing across an eight-year war. But the</w:t>
+        <w:t xml:space="preserve">) and unsurprising for a commander writing across an eight-year war. But the</w:t>
       </w:r>
       <w:r>
         <w:t xml:space="preserve"> </w:t>
@@ -2434,7 +2416,7 @@
         <w:pStyle w:val="Heading3"/>
       </w:pPr>
       <w:r>
-        <w:t xml:space="preserve">Scene 4 — Hamilton in the Treasury Department, 1790</w:t>
+        <w:t xml:space="preserve">Scene 4: Hamilton in the Treasury Department, 1790</w:t>
       </w:r>
     </w:p>
     <w:p>
@@ -2454,7 +2436,7 @@
         <w:pStyle w:val="BodyText"/>
       </w:pPr>
       <w:r>
-        <w:t xml:space="preserve">In the early 1790s, Alexander Hamilton served as the first Secretary of the Treasury of the United States. His correspondence from these years is dense, technical, often beautiful in its precision, and — by every measure of influence we ran — the</w:t>
+        <w:t xml:space="preserve">In the early 1790s, Alexander Hamilton served as the first Secretary of the Treasury of the United States. His correspondence from these years is dense, technical, often beautiful in its precision, and (by every measure of influence we ran) the</w:t>
       </w:r>
       <w:r>
         <w:t xml:space="preserve"> </w:t>
@@ -2824,7 +2806,7 @@
         <w:pStyle w:val="BodyText"/>
       </w:pPr>
       <w:r>
-        <w:t xml:space="preserve">This is the same English word doing two entirely different conceptual jobs. Hamilton inherited the vocabulary; he did not inherit the world the vocabulary described. He did not need to. The world he was helping to design — a federal republic with an executive department empowered by statute — did not exist in Shakespeare’s England, and Shakespeare’s</w:t>
+        <w:t xml:space="preserve">This is the same English word doing two entirely different conceptual jobs. Hamilton inherited the vocabulary; he did not inherit the world the vocabulary described. He did not need to. The world he was helping to design (a federal republic with an executive department empowered by statute) did not exist in Shakespeare’s England, and Shakespeare’s</w:t>
       </w:r>
       <w:r>
         <w:t xml:space="preserve"> </w:t>
@@ -2870,7 +2852,7 @@
               <w:jc w:val="center"/>
             </w:pPr>
             <w:r>
-              <w:t xml:space="preserve">Shared significant stylistic types per Founder (CS7), partitioned by bin direction. Franklin and Adams lead on shared HIGH-bin types. Hamilton has zero shared HIGH-bin types — the only Founder for whom this is true.</w:t>
+              <w:t xml:space="preserve">Shared significant stylistic types per Founder (CS7), partitioned by bin direction. Franklin and Adams lead on shared HIGH-bin types. Hamilton has zero shared HIGH-bin types: the only Founder for whom this is true.</w:t>
             </w:r>
           </w:p>
         </w:tc>
@@ -2881,7 +2863,7 @@
         <w:pStyle w:val="ImageCaption"/>
       </w:pPr>
       <w:r>
-        <w:t xml:space="preserve">Shared significant stylistic types per Founder (CS7), partitioned by bin direction. Franklin and Adams lead on shared HIGH-bin types. Hamilton has zero shared HIGH-bin types — the only Founder for whom this is true.</w:t>
+        <w:t xml:space="preserve">Shared significant stylistic types per Founder (CS7), partitioned by bin direction. Franklin and Adams lead on shared HIGH-bin types. Hamilton has zero shared HIGH-bin types: the only Founder for whom this is true.</w:t>
       </w:r>
     </w:p>
     <w:p>
@@ -2889,7 +2871,7 @@
         <w:pStyle w:val="BodyText"/>
       </w:pPr>
       <w:r>
-        <w:t xml:space="preserve">He absorbs the fewest Shakespeare-distinctive words at high frequency (61, vs Adams’s 145). He uses the fewest Shakespeare-distinctive contextual patterns (49, vs Adams’s 82). Among the twenty per-document stylometric features we tested — sentence length, word length, vocabulary richness, sentiment, punctuation rates — Hamilton has</w:t>
+        <w:t xml:space="preserve">He absorbs the fewest Shakespeare-distinctive words at high frequency (61, vs Adams’s 145). He uses the fewest Shakespeare-distinctive contextual patterns (49, vs Adams’s 82). Among the twenty per-document stylometric features we tested (sentence length, word length, vocabulary richness, sentiment, punctuation rates) Hamilton has</w:t>
       </w:r>
       <w:r>
         <w:t xml:space="preserve"> </w:t>
@@ -2913,7 +2895,7 @@
         <w:pStyle w:val="BodyText"/>
       </w:pPr>
       <w:r>
-        <w:t xml:space="preserve">The reading is not that Hamilton was unliterary. He was extremely literate. His Federalist essays are works of rhetorical density. He had read Shakespeare; he certainly knew the Roman plays. But his intellectual models were Hume and Montesquieu, not the dramatists. His English was the English of late-eighteenth-century continental political philosophy — abstract, hedged, institutional, lawyerly. Shakespeare’s language of personal sovereignty was not the resource he needed.</w:t>
+        <w:t xml:space="preserve">The reading is not that Hamilton was unliterary. He was extremely literate. His Federalist essays are works of rhetorical density. He had read Shakespeare; he certainly knew the Roman plays. But his intellectual models were Hume and Montesquieu, not the dramatists. His English was the English of late-eighteenth-century continental political philosophy: abstract, hedged, institutional, lawyerly. Shakespeare’s language of personal sovereignty was not the resource he needed.</w:t>
       </w:r>
     </w:p>
     <w:p>
@@ -2948,7 +2930,7 @@
         <w:pStyle w:val="Heading3"/>
       </w:pPr>
       <w:r>
-        <w:t xml:space="preserve">Scene 5 — Madison records a speech, sometime in the 1810s</w:t>
+        <w:t xml:space="preserve">Scene 5: Madison records a speech, sometime in the 1810s</w:t>
       </w:r>
     </w:p>
     <w:p>
@@ -2976,7 +2958,7 @@
           <w:i/>
           <w:iCs/>
         </w:rPr>
-        <w:t xml:space="preserve">isn’t actually Madison’s</w:t>
+        <w:t xml:space="preserve">isn’t really Madison’s</w:t>
       </w:r>
       <w:r>
         <w:rPr>
@@ -3155,7 +3137,7 @@
         <w:pStyle w:val="BodyText"/>
       </w:pPr>
       <w:r>
-        <w:t xml:space="preserve">The answer is hidden in plain view. Madison’s corpus includes his transcripts of debates — both the Constitutional Convention of 1787 and decades of congressional and diplomatic proceedings.</w:t>
+        <w:t xml:space="preserve">The answer is hidden in plain view. Madison’s corpus includes his transcripts of debates: both the Constitutional Convention of 1787 and decades of congressional and diplomatic proceedings.</w:t>
       </w:r>
       <w:r>
         <w:t xml:space="preserve"> </w:t>
@@ -3200,10 +3182,7 @@
         <w:t xml:space="preserve">his</w:t>
       </w:r>
       <w:r>
-        <w:t xml:space="preserve"> </w:t>
-      </w:r>
-      <w:r>
-        <w:t xml:space="preserve">— and the trace exists because Madison was an extraordinarily faithful recorder.</w:t>
+        <w:t xml:space="preserve">, and the trace exists because Madison was an extraordinarily faithful recorder.</w:t>
       </w:r>
     </w:p>
     <w:p>
@@ -3277,7 +3256,7 @@
         <w:t xml:space="preserve">Founder’s own composition</w:t>
       </w:r>
       <w:r>
-        <w:t xml:space="preserve">. For most words in most Founders this distinction does not matter — none of the other top items in the per-Founder keyword tables (CS1) turn out to be quoted speech in any systematic way. For</w:t>
+        <w:t xml:space="preserve">. For most words in most Founders this distinction does not matter; none of the other top items in the per-Founder keyword tables (CS1) turn out to be quoted speech in any systematic way. For</w:t>
       </w:r>
       <w:r>
         <w:t xml:space="preserve"> </w:t>
@@ -3357,7 +3336,7 @@
         <w:pStyle w:val="Heading3"/>
       </w:pPr>
       <w:r>
-        <w:t xml:space="preserve">Scene 6 — Jefferson writes to a young woman, 1763</w:t>
+        <w:t xml:space="preserve">Scene 6: Jefferson writes to a young woman, 1763</w:t>
       </w:r>
     </w:p>
     <w:p>
@@ -3377,7 +3356,7 @@
         <w:pStyle w:val="BodyText"/>
       </w:pPr>
       <w:r>
-        <w:t xml:space="preserve">In 1763 — the year of the Treaty of Paris that ended the Seven Years’ War, and the year Thomas Jefferson turned twenty — Jefferson wrote a letter to his friend John Page that contains a Shakespearean construction so rare in his later prose that it stands out:</w:t>
+        <w:t xml:space="preserve">In 1763 (the year of the Treaty of Paris that ended the Seven Years’ War, and the year Thomas Jefferson turned twenty) Jefferson wrote a letter to his friend John Page that contains a Shakespearean construction so rare in his later prose that it stands out:</w:t>
       </w:r>
     </w:p>
     <w:p>
@@ -3429,7 +3408,7 @@
         <w:t xml:space="preserve"> </w:t>
       </w:r>
       <w:r>
-        <w:t xml:space="preserve">was largely confined to Quaker speech, religious usage, and poetic register. Jefferson was none of those things; he was a Virginia gentleman writing to a friend about a young woman they both admired. The construction is a Shakespearean flourish — half-quotation, half-stylistic gesture — used because Jefferson is twenty and wants to sound literary in a letter about being charmed by music.</w:t>
+        <w:t xml:space="preserve">was largely confined to Quaker speech, religious usage, and poetic register. Jefferson was none of those things; he was a Virginia gentleman writing to a friend about a young woman they both admired. The construction is a Shakespearean flourish (half-quotation, half-stylistic gesture) used because Jefferson is twenty and wants to sound literary in a letter about being charmed by music.</w:t>
       </w:r>
     </w:p>
     <w:p>
@@ -3513,10 +3492,7 @@
         <w:t xml:space="preserve">et tu, Brute</w:t>
       </w:r>
       <w:r>
-        <w:t xml:space="preserve"> </w:t>
-      </w:r>
-      <w:r>
-        <w:t xml:space="preserve">— Caesar’s last words in Shakespeare’s</w:t>
+        <w:t xml:space="preserve">: Caesar’s last words in Shakespeare’s</w:t>
       </w:r>
       <w:r>
         <w:t xml:space="preserve"> </w:t>
@@ -3591,7 +3567,7 @@
         <w:pStyle w:val="Heading3"/>
       </w:pPr>
       <w:r>
-        <w:t xml:space="preserve">Scene 7 — The honour test</w:t>
+        <w:t xml:space="preserve">Scene 7: the honour test</w:t>
       </w:r>
     </w:p>
     <w:p>
@@ -3627,7 +3603,7 @@
         <w:t xml:space="preserve"> </w:t>
       </w:r>
       <w:r>
-        <w:t xml:space="preserve">seven hundred and twenty-six times. The Founders use it eighteen thousand nine hundred and fifty times. Both corpora are full of the word. So the question is not whether the word travelled — it travelled massively. The question is whether the</w:t>
+        <w:t xml:space="preserve">seven hundred and twenty-six times. The Founders use it eighteen thousand nine hundred and fifty times. Both corpora are full of the word. So the question is not whether the word travelled. It travelled massively. The question is whether the</w:t>
       </w:r>
       <w:r>
         <w:t xml:space="preserve"> </w:t>
@@ -3948,10 +3924,7 @@
         <w:t xml:space="preserve">pawned</w:t>
       </w:r>
       <w:r>
-        <w:t xml:space="preserve"> </w:t>
-      </w:r>
-      <w:r>
-        <w:t xml:space="preserve">— staked, pledged, wagered like a coin, redeemed by action. It is a chivalric concept, half-physical, transferable between persons, recoverable by demonstration. The Renaissance reader knew exactly what it meant to pawn one’s honour.</w:t>
+        <w:t xml:space="preserve">: staked, pledged, wagered like a coin, redeemed by action. It is a chivalric concept, half-physical, transferable between persons, recoverable by demonstration. The Renaissance reader knew exactly what it meant to pawn one’s honour.</w:t>
       </w:r>
     </w:p>
     <w:p>
@@ -4194,7 +4167,7 @@
         <w:t xml:space="preserve">Esteemed gentleman</w:t>
       </w:r>
       <w:r>
-        <w:t xml:space="preserve">. It is bureaucratic — the formal recognition of social hierarchy in the politeness of correspondence. It is impossible to</w:t>
+        <w:t xml:space="preserve">. It is bureaucratic: the formal recognition of social hierarchy in the politeness of correspondence. It is impossible to</w:t>
       </w:r>
       <w:r>
         <w:t xml:space="preserve"> </w:t>
@@ -5205,7 +5178,7 @@
         <w:t xml:space="preserve"> </w:t>
       </w:r>
       <w:r>
-        <w:t xml:space="preserve">English — the lexis of Elizabethan and Jacobean drama deployed in service of a constitutional republic Shakespeare could not have imagined.</w:t>
+        <w:t xml:space="preserve">English: the lexis of Elizabethan and Jacobean drama deployed in service of a constitutional republic Shakespeare could not have imagined.</w:t>
       </w:r>
     </w:p>
     <w:p>
@@ -5256,7 +5229,7 @@
         <w:t xml:space="preserve"> </w:t>
       </w:r>
       <w:r>
-        <w:t xml:space="preserve">most Shakespearean Founder is and assign a winner. The corpus declines to give one. Adams and Franklin are essentially tied at the top of the composite ranking — separated by 3% on a measure that combines seven independent components — and they occupy the top two slots on six of those seven measures. But they got there differently, and the difference is the substantive finding:</w:t>
+        <w:t xml:space="preserve">most Shakespearean Founder is and assign a winner. The corpus declines to give one. Adams and Franklin are essentially tied at the top of the composite ranking (separated by 3% on a measure that combines seven independent components) and they occupy the top two slots on six of those seven measures. But they got there differently, and the difference is the substantive finding:</w:t>
       </w:r>
     </w:p>
     <w:p>
@@ -5574,10 +5547,7 @@
         <w:t xml:space="preserve">Thomas Jefferson</w:t>
       </w:r>
       <w:r>
-        <w:t xml:space="preserve"> </w:t>
-      </w:r>
-      <w:r>
-        <w:t xml:space="preserve">— middle of the pack. The most strategically Shakespearean: knows the texts, deploys quotations with care, but is not soaked in Shakespearean register the way Franklin is.</w:t>
+        <w:t xml:space="preserve">: middle of the pack. The most strategically Shakespearean: knows the texts, deploys quotations with care, but is not soaked in Shakespearean register the way Franklin is.</w:t>
       </w:r>
     </w:p>
     <w:p>
@@ -5596,10 +5566,7 @@
         <w:t xml:space="preserve">George Washington</w:t>
       </w:r>
       <w:r>
-        <w:t xml:space="preserve"> </w:t>
-      </w:r>
-      <w:r>
-        <w:t xml:space="preserve">— also middle. Surprisingly Shakespearean for a man with no formal literary education; the</w:t>
+        <w:t xml:space="preserve">: also middle. Surprisingly Shakespearean for a man with no formal literary education; the</w:t>
       </w:r>
       <w:r>
         <w:t xml:space="preserve"> </w:t>
@@ -5634,10 +5601,7 @@
         <w:t xml:space="preserve">James Madison</w:t>
       </w:r>
       <w:r>
-        <w:t xml:space="preserve"> </w:t>
-      </w:r>
-      <w:r>
-        <w:t xml:space="preserve">— second-to-last. The most administratively careful prose stylist of the Founders, with the fewest Shakespearean traces in his own composition. His one striking exception (</w:t>
+        <w:t xml:space="preserve">: second-to-last. The most administratively careful prose stylist of the Founders, with the fewest Shakespearean traces in his own composition. His one striking exception (</w:t>
       </w:r>
       <w:r>
         <w:rPr>
@@ -5666,10 +5630,7 @@
         <w:t xml:space="preserve">Alexander Hamilton</w:t>
       </w:r>
       <w:r>
-        <w:t xml:space="preserve"> </w:t>
-      </w:r>
-      <w:r>
-        <w:t xml:space="preserve">— last. His prose is the most thoroughly un-Shakespearean in the corpus.</w:t>
+        <w:t xml:space="preserve">: last. His prose is the most thoroughly un-Shakespearean in the corpus.</w:t>
       </w:r>
       <w:r>
         <w:t xml:space="preserve"> </w:t>
@@ -5703,7 +5664,7 @@
         <w:pStyle w:val="FirstParagraph"/>
       </w:pPr>
       <w:r>
-        <w:t xml:space="preserve">The substantive finding behind the rankings — the</w:t>
+        <w:t xml:space="preserve">The substantive finding behind the rankings, the</w:t>
       </w:r>
       <w:r>
         <w:t xml:space="preserve"> </w:t>
@@ -5716,10 +5677,7 @@
         <w:t xml:space="preserve">honour test</w:t>
       </w:r>
       <w:r>
-        <w:t xml:space="preserve"> </w:t>
-      </w:r>
-      <w:r>
-        <w:t xml:space="preserve">— may be the most important thing the analysis turned up. Shared vocabulary is not shared meaning. The Founders inherited Shakespeare’s English; they rebuilt the conceptual content. Their</w:t>
+        <w:t xml:space="preserve">, may be the most important thing the analysis turned up. Shared vocabulary is not shared meaning. The Founders inherited Shakespeare’s English; they rebuilt the conceptual content. Their</w:t>
       </w:r>
       <w:r>
         <w:t xml:space="preserve"> </w:t>
@@ -5801,7 +5759,7 @@
         <w:pStyle w:val="FirstParagraph"/>
       </w:pPr>
       <w:r>
-        <w:t xml:space="preserve">A pair of findings that don’t fit neatly into the per-Founder narrative but matter for how to read the rest of the analysis — and for how to read any future analysis of this kind:</w:t>
+        <w:t xml:space="preserve">A pair of findings that don’t fit neatly into the per-Founder narrative but matter for how to read the rest of the analysis (and for how to read any future analysis of this kind):</w:t>
       </w:r>
     </w:p>
     <w:p>
@@ -5839,7 +5797,7 @@
         <w:t xml:space="preserve"> </w:t>
       </w:r>
       <w:r>
-        <w:t xml:space="preserve">to favour the larger corpus. When we sample each Founder down to Shakespeare’s size, the gap collapses — every author falls within 0.03 of every other on the main measure, and a second measure (Yule’s K) actually reverses the direction, making Shakespeare the most globally diverse author in the corpus. The lesson is general: any single vocabulary-richness number should be reported alongside at least one orthogonal one, on size-matched samples.</w:t>
+        <w:t xml:space="preserve">to favour the larger corpus. When we sample each Founder down to Shakespeare’s size, the gap collapses: every author falls within 0.03 of every other on the main measure, and a second measure (Yule’s K) reverses the direction, making Shakespeare the most globally diverse author in the corpus. The lesson is general: any single vocabulary-richness number should be reported alongside at least one orthogonal one, on size-matched samples.</w:t>
       </w:r>
     </w:p>
     <w:p>
@@ -5889,7 +5847,7 @@
         <w:t xml:space="preserve"> </w:t>
       </w:r>
       <w:r>
-        <w:t xml:space="preserve">Popular catalogues of Shakespeare-coined phrases — Bernard Levin’s column, the kind of compilation you find in any newspaper essay celebrating Shakespeare — list dozens of expressions on the theory that we still owe them all to</w:t>
+        <w:t xml:space="preserve">Popular catalogues of Shakespeare-coined phrases (Bernard Levin’s column, the kind of compilation you find in any newspaper essay celebrating Shakespeare) list dozens of expressions on the theory that we still owe them all to</w:t>
       </w:r>
       <w:r>
         <w:t xml:space="preserve"> </w:t>
@@ -6063,7 +6021,7 @@
         <w:pStyle w:val="FirstParagraph"/>
       </w:pPr>
       <w:r>
-        <w:t xml:space="preserve">This is, on present evidence, what the corpus most clearly shows: two centuries of English literature surviving into American political writing — but not as a tradition. As a vocabulary the Founders rebuilt the world inside of.</w:t>
+        <w:t xml:space="preserve">This is, on present evidence, what the corpus most clearly shows: two centuries of English literature surviving into American political writing, but not as a tradition. As a vocabulary the Founders rebuilt the world inside of.</w:t>
       </w:r>
     </w:p>
     <w:p>
